--- a/hub/files/PA8.docx
+++ b/hub/files/PA8.docx
@@ -57,7 +57,7 @@
                 <w:b/>
                 <w:sz w:val="19"/>
               </w:rPr>
-              <w:t>12 (term project — graded on the /100 rubric below, scaled to 12 pts)</w:t>
+              <w:t>17 (term project — graded on the /100 rubric below, scaled to 17 pts)</w:t>
             </w:r>
           </w:p>
         </w:tc>
@@ -275,8 +275,12 @@
     </w:p>
     <w:p>
       <w:pPr>
-        <w:pStyle w:val="ListNumber"/>
+        <w:ind w:left="432" w:hanging="432"/>
       </w:pPr>
+      <w:r>
+        <w:t>1.</w:t>
+        <w:tab/>
+      </w:r>
       <w:r>
         <w:rPr>
           <w:b/>
@@ -289,8 +293,12 @@
     </w:p>
     <w:p>
       <w:pPr>
-        <w:pStyle w:val="ListNumber"/>
+        <w:ind w:left="432" w:hanging="432"/>
       </w:pPr>
+      <w:r>
+        <w:t>2.</w:t>
+        <w:tab/>
+      </w:r>
       <w:r>
         <w:rPr>
           <w:b/>
@@ -303,8 +311,12 @@
     </w:p>
     <w:p>
       <w:pPr>
-        <w:pStyle w:val="ListNumber"/>
+        <w:ind w:left="432" w:hanging="432"/>
       </w:pPr>
+      <w:r>
+        <w:t>3.</w:t>
+        <w:tab/>
+      </w:r>
       <w:r>
         <w:rPr>
           <w:b/>
@@ -317,8 +329,12 @@
     </w:p>
     <w:p>
       <w:pPr>
-        <w:pStyle w:val="ListNumber"/>
+        <w:ind w:left="432" w:hanging="432"/>
       </w:pPr>
+      <w:r>
+        <w:t>4.</w:t>
+        <w:tab/>
+      </w:r>
       <w:r>
         <w:rPr>
           <w:b/>
@@ -331,8 +347,12 @@
     </w:p>
     <w:p>
       <w:pPr>
-        <w:pStyle w:val="ListNumber"/>
+        <w:ind w:left="432" w:hanging="432"/>
       </w:pPr>
+      <w:r>
+        <w:t>5.</w:t>
+        <w:tab/>
+      </w:r>
       <w:r>
         <w:rPr>
           <w:b/>
@@ -345,8 +365,12 @@
     </w:p>
     <w:p>
       <w:pPr>
-        <w:pStyle w:val="ListNumber"/>
+        <w:ind w:left="432" w:hanging="432"/>
       </w:pPr>
+      <w:r>
+        <w:t>6.</w:t>
+        <w:tab/>
+      </w:r>
       <w:r>
         <w:rPr>
           <w:b/>

--- a/hub/files/PA8.docx
+++ b/hub/files/PA8.docx
@@ -95,7 +95,7 @@
               <w:rPr>
                 <w:sz w:val="19"/>
               </w:rPr>
-              <w:t>Presented live in class Week 14 — Mon Nov 23 (3 teams) or Wed Nov 25 (2 teams); deck on Canvas one day before your day</w:t>
+              <w:t>Presented live in class Week 14 — Mon Nov 23 (3 teams) or Wed Nov 25 (2 teams), order assigned in class the week before; deck on Canvas one day before your day</w:t>
             </w:r>
           </w:p>
         </w:tc>
@@ -171,7 +171,33 @@
               <w:rPr>
                 <w:sz w:val="19"/>
               </w:rPr>
-              <w:t>Canvas — slide deck, one day before your presentation day</w:t>
+              <w:t xml:space="preserve">Canvas — the deck (PowerPoint or Google Slides, any slide format) </w:t>
+            </w:r>
+            <w:r>
+              <w:rPr>
+                <w:b/>
+                <w:sz w:val="19"/>
+              </w:rPr>
+              <w:t>plus</w:t>
+            </w:r>
+            <w:r>
+              <w:rPr>
+                <w:sz w:val="19"/>
+              </w:rPr>
+              <w:t xml:space="preserve"> one </w:t>
+            </w:r>
+            <w:r>
+              <w:rPr>
+                <w:b/>
+                <w:sz w:val="19"/>
+              </w:rPr>
+              <w:t>.docx</w:t>
+            </w:r>
+            <w:r>
+              <w:rPr>
+                <w:sz w:val="19"/>
+              </w:rPr>
+              <w:t xml:space="preserve"> with the beat sheet and AI reflection, both one day before your presentation day</w:t>
             </w:r>
           </w:p>
         </w:tc>
@@ -262,7 +288,7 @@
         <w:t>Part 3 — improve the simulation (~3 min):</w:t>
       </w:r>
       <w:r>
-        <w:t xml:space="preserve"> using your findings and your extension, recommend concrete improvements to the Neo Smart Living simulation you trained on all term. Findings appear as charts, not tables; every recommendation traces to a number you showed.</w:t>
+        <w:t xml:space="preserve"> two lanes — (a) a round whose feedback disagreed with what the real data showed; (b) a check the simulation never taught you to make (completed cost, a screener, a source audit). One evidence-backed recommendation per lane is enough. Findings appear as charts, not tables; every recommendation traces to a number you showed.</w:t>
       </w:r>
     </w:p>
     <w:p>
@@ -288,7 +314,7 @@
         <w:t>Outline with the beat sheet</w:t>
       </w:r>
       <w:r>
-        <w:t xml:space="preserve"> (Appendix A) before opening any slideware: Teach ≈ 3:00, Warn ≈ 2:30, Show ≈ 4:00, Advise ≈ 1:30, Extension ≈ 4:00, Simulation recommendations ≈ 3:00. When a deck runs long, Warn is the beat teams cut — and the one the client most needs. Scale beats down; never cut one.</w:t>
+        <w:t xml:space="preserve"> (Appendix A) before opening any slideware: Teach ≈ 3:00, Warn ≈ 2:30, Show ≈ 4:00, Advise ≈ 1:30, Extension ≈ 4:00, Simulation recommendations ≈ 3:00. When a deck runs long, Warn is the beat teams cut — and the one the client most needs. Scale beats down; never cut one. Open with the client's decision, not the course assignment; Advise names a segment, a concept, a price stance and a channel.</w:t>
       </w:r>
     </w:p>
     <w:p>
@@ -324,7 +350,7 @@
         <w:t>Dedicate 1–2 slides to the source comparison (aytm vs. student survey):</w:t>
       </w:r>
       <w:r>
-        <w:t xml:space="preserve"> a samples table (n, geography, screening, recruitment), one side-by-side chart showing a convergence AND a divergence, and the practical implication — which findings Neo can act on, and where the SoCal picture differs.</w:t>
+        <w:t xml:space="preserve"> a samples table (n, geography, screening, recruitment), one side-by-side chart showing where the sources agree and where they differ, and the practical implication — which findings Neo can act on, and where the SoCal picture differs.</w:t>
       </w:r>
     </w:p>
     <w:p>
@@ -414,21 +440,7 @@
         <w:t xml:space="preserve">☐  </w:t>
       </w:r>
       <w:r>
-        <w:t>Completed beat sheet (Appendix A)</w:t>
-      </w:r>
-    </w:p>
-    <w:p>
-      <w:pPr>
-        <w:ind w:left="360"/>
-      </w:pPr>
-      <w:r>
-        <w:rPr>
-          <w:b/>
-        </w:rPr>
-        <w:t xml:space="preserve">☐  </w:t>
-      </w:r>
-      <w:r>
-        <w:t>AI reflection (below)</w:t>
+        <w:t>Completed beat sheet (Appendix A) + AI reflection (below), in one .docx</w:t>
       </w:r>
     </w:p>
     <w:p>
@@ -619,7 +631,7 @@
               <w:rPr>
                 <w:sz w:val="19"/>
               </w:rPr>
-              <w:t>2–3 findings stated as takeaways with real numbers; comparison slide(s) show a convergence and a divergence and say what each means for trusting the results</w:t>
+              <w:t>2–3 findings stated as takeaways with real numbers; comparison slide(s) show where the sources agree and where they differ, and say what each means for trusting the results</w:t>
             </w:r>
           </w:p>
         </w:tc>

--- a/hub/files/PA8.docx
+++ b/hub/files/PA8.docx
@@ -28,13 +28,11 @@
           <w:p>
             <w:r>
               <w:rPr>
-                <w:b/>
                 <w:sz w:val="19"/>
               </w:rPr>
             </w:r>
             <w:r>
               <w:rPr>
-                <w:b/>
                 <w:sz w:val="19"/>
               </w:rPr>
               <w:t>Points</w:t>
@@ -48,13 +46,11 @@
           <w:p>
             <w:r>
               <w:rPr>
-                <w:b/>
                 <w:sz w:val="19"/>
               </w:rPr>
             </w:r>
             <w:r>
               <w:rPr>
-                <w:b/>
                 <w:sz w:val="19"/>
               </w:rPr>
               <w:t>17 (term project — graded on the /100 rubric below, scaled to 17 pts)</w:t>
@@ -184,20 +180,20 @@
               <w:rPr>
                 <w:sz w:val="19"/>
               </w:rPr>
-              <w:t xml:space="preserve"> one </w:t>
+              <w:t xml:space="preserve"> the filled </w:t>
             </w:r>
             <w:r>
               <w:rPr>
                 <w:b/>
                 <w:sz w:val="19"/>
               </w:rPr>
-              <w:t>.docx</w:t>
+              <w:t>submission template</w:t>
             </w:r>
             <w:r>
               <w:rPr>
                 <w:sz w:val="19"/>
               </w:rPr>
-              <w:t xml:space="preserve"> with the beat sheet and AI reflection, both one day before your presentation day</w:t>
+              <w:t xml:space="preserve"> (PA8_Term_Project_Presentation_Template.docx) with the beat sheet and AI reflection, both one day before your presentation day</w:t>
             </w:r>
           </w:p>
         </w:tc>
@@ -240,6 +236,26 @@
       </w:r>
       <w:r>
         <w:t xml:space="preserve"> (the final report + Teach/Warn/Show/Advise outline) and the perceptual-map lab (your extension exhibit) → Now the real thing, live in front of the class in Week 14.</w:t>
+      </w:r>
+    </w:p>
+    <w:p>
+      <w:r>
+        <w:rPr>
+          <w:b/>
+        </w:rPr>
+        <w:t>Two files to download.</w:t>
+      </w:r>
+      <w:r>
+        <w:t xml:space="preserve"> This brief is the instructions. Your team fills the beat sheet and AI reflection only in the </w:t>
+      </w:r>
+      <w:r>
+        <w:rPr>
+          <w:b/>
+        </w:rPr>
+        <w:t>submission template</w:t>
+      </w:r>
+      <w:r>
+        <w:t xml:space="preserve"> (PA8_Term_Project_Presentation_Template.docx) and uploads it with the deck.</w:t>
       </w:r>
     </w:p>
     <w:p>
@@ -314,7 +330,7 @@
         <w:t>Outline with the beat sheet</w:t>
       </w:r>
       <w:r>
-        <w:t xml:space="preserve"> (Appendix A) before opening any slideware: Teach ≈ 3:00, Warn ≈ 2:30, Show ≈ 4:00, Advise ≈ 1:30, Extension ≈ 4:00, Simulation recommendations ≈ 3:00. When a deck runs long, Warn is the beat teams cut — and the one the client most needs. Scale beats down; never cut one. Open with the client's decision, not the course assignment; Advise names a segment, a concept, a price stance and a channel.</w:t>
+        <w:t xml:space="preserve"> (Appendix A in the submission template) before opening any slideware: Teach ≈ 3:00, Warn ≈ 2:30, Show ≈ 4:00, Advise ≈ 1:30, Extension ≈ 4:00, Simulation recommendations ≈ 3:00. When a deck runs long, Warn is the beat teams cut — and the one the client most needs. Scale beats down; never cut one. Open with the client's decision, not the course assignment; Advise names a segment, a concept, a price stance and a channel.</w:t>
       </w:r>
     </w:p>
     <w:p>
@@ -440,7 +456,16 @@
         <w:t xml:space="preserve">☐  </w:t>
       </w:r>
       <w:r>
-        <w:t>Completed beat sheet (Appendix A) + AI reflection (below), in one .docx</w:t>
+        <w:t xml:space="preserve">The filled </w:t>
+      </w:r>
+      <w:r>
+        <w:rPr>
+          <w:b/>
+        </w:rPr>
+        <w:t>submission template</w:t>
+      </w:r>
+      <w:r>
+        <w:t>: completed beat sheet (Appendix A) + AI reflection, in one .docx</w:t>
       </w:r>
     </w:p>
     <w:p>
@@ -864,571 +889,45 @@
       </w:r>
     </w:p>
     <w:p>
+      <w:pPr>
+        <w:ind w:left="432"/>
+      </w:pPr>
+      <w:r>
+        <w:rPr>
+          <w:b/>
+          <w:i/>
+          <w:sz w:val="19"/>
+        </w:rPr>
+        <w:t>Fill this in the separate submission template, not here:</w:t>
+      </w:r>
+      <w:r>
+        <w:rPr>
+          <w:i/>
+          <w:sz w:val="19"/>
+        </w:rPr>
+        <w:t xml:space="preserve"> download </w:t>
+      </w:r>
+      <w:r>
+        <w:rPr>
+          <w:b/>
+          <w:i/>
+          <w:sz w:val="19"/>
+        </w:rPr>
+        <w:t>PA8_Term_Project_Presentation_Template.docx</w:t>
+      </w:r>
+      <w:r>
+        <w:rPr>
+          <w:i/>
+          <w:sz w:val="19"/>
+        </w:rPr>
+        <w:t xml:space="preserve"> (next to this brief on the Course Hub and in Canvas), fill it in, and upload that file. This document is instructions only; nothing in it is graded.</w:t>
+      </w:r>
+    </w:p>
+    <w:p>
       <w:r>
         <w:t>One row per beat. "What's said" = the takeaway sentence spoken aloud, not the slide title. "Evidence cited" = the specific chart or number (e.g., "purchase funnel: 44.7% → 23.3% → 13.0%"). Use the blank rows to split a beat across slides.</w:t>
       </w:r>
     </w:p>
-    <w:tbl>
-      <w:tblPr>
-        <w:tblStyle w:val="TableGrid"/>
-        <w:tblW w:type="auto" w:w="0"/>
-        <w:tblLook w:firstColumn="1" w:firstRow="1" w:lastColumn="0" w:lastRow="0" w:noHBand="0" w:noVBand="1" w:val="04A0"/>
-      </w:tblPr>
-      <w:tblGrid>
-        <w:gridCol w:w="1987"/>
-        <w:gridCol w:w="1987"/>
-        <w:gridCol w:w="1987"/>
-        <w:gridCol w:w="1987"/>
-        <w:gridCol w:w="1987"/>
-      </w:tblGrid>
-      <w:tr>
-        <w:tc>
-          <w:tcPr>
-            <w:tcW w:type="dxa" w:w="1987"/>
-          </w:tcPr>
-          <w:p>
-            <w:r>
-              <w:rPr>
-                <w:b/>
-                <w:sz w:val="19"/>
-              </w:rPr>
-            </w:r>
-            <w:r>
-              <w:rPr>
-                <w:b/>
-                <w:sz w:val="19"/>
-              </w:rPr>
-              <w:t>Beat</w:t>
-            </w:r>
-          </w:p>
-        </w:tc>
-        <w:tc>
-          <w:tcPr>
-            <w:tcW w:type="dxa" w:w="1987"/>
-          </w:tcPr>
-          <w:p>
-            <w:r>
-              <w:rPr>
-                <w:b/>
-                <w:sz w:val="19"/>
-              </w:rPr>
-            </w:r>
-            <w:r>
-              <w:rPr>
-                <w:b/>
-                <w:sz w:val="19"/>
-              </w:rPr>
-              <w:t>Time budget</w:t>
-            </w:r>
-          </w:p>
-        </w:tc>
-        <w:tc>
-          <w:tcPr>
-            <w:tcW w:type="dxa" w:w="1987"/>
-          </w:tcPr>
-          <w:p>
-            <w:r>
-              <w:rPr>
-                <w:b/>
-                <w:sz w:val="19"/>
-              </w:rPr>
-            </w:r>
-            <w:r>
-              <w:rPr>
-                <w:b/>
-                <w:sz w:val="19"/>
-              </w:rPr>
-              <w:t>Slide(s)</w:t>
-            </w:r>
-          </w:p>
-        </w:tc>
-        <w:tc>
-          <w:tcPr>
-            <w:tcW w:type="dxa" w:w="1987"/>
-          </w:tcPr>
-          <w:p>
-            <w:r>
-              <w:rPr>
-                <w:b/>
-                <w:sz w:val="19"/>
-              </w:rPr>
-            </w:r>
-            <w:r>
-              <w:rPr>
-                <w:b/>
-                <w:sz w:val="19"/>
-              </w:rPr>
-              <w:t>What's said</w:t>
-            </w:r>
-          </w:p>
-        </w:tc>
-        <w:tc>
-          <w:tcPr>
-            <w:tcW w:type="dxa" w:w="1987"/>
-          </w:tcPr>
-          <w:p>
-            <w:r>
-              <w:rPr>
-                <w:b/>
-                <w:sz w:val="19"/>
-              </w:rPr>
-            </w:r>
-            <w:r>
-              <w:rPr>
-                <w:b/>
-                <w:sz w:val="19"/>
-              </w:rPr>
-              <w:t>Evidence cited</w:t>
-            </w:r>
-          </w:p>
-        </w:tc>
-      </w:tr>
-      <w:tr>
-        <w:tc>
-          <w:tcPr>
-            <w:tcW w:type="dxa" w:w="1987"/>
-          </w:tcPr>
-          <w:p>
-            <w:r>
-              <w:rPr>
-                <w:sz w:val="19"/>
-              </w:rPr>
-            </w:r>
-            <w:r>
-              <w:rPr>
-                <w:sz w:val="19"/>
-              </w:rPr>
-              <w:t>Teach — client, problem, method</w:t>
-            </w:r>
-          </w:p>
-        </w:tc>
-        <w:tc>
-          <w:tcPr>
-            <w:tcW w:type="dxa" w:w="1987"/>
-          </w:tcPr>
-          <w:p>
-            <w:r>
-              <w:rPr>
-                <w:sz w:val="19"/>
-              </w:rPr>
-            </w:r>
-            <w:r>
-              <w:rPr>
-                <w:sz w:val="19"/>
-              </w:rPr>
-              <w:t>~3:00 (0:00–3:00)</w:t>
-            </w:r>
-          </w:p>
-        </w:tc>
-        <w:tc>
-          <w:tcPr>
-            <w:tcW w:type="dxa" w:w="1987"/>
-          </w:tcPr>
-          <w:p>
-            <w:r>
-              <w:rPr>
-                <w:sz w:val="19"/>
-              </w:rPr>
-            </w:r>
-          </w:p>
-        </w:tc>
-        <w:tc>
-          <w:tcPr>
-            <w:tcW w:type="dxa" w:w="1987"/>
-          </w:tcPr>
-          <w:p>
-            <w:r>
-              <w:rPr>
-                <w:sz w:val="19"/>
-              </w:rPr>
-            </w:r>
-          </w:p>
-        </w:tc>
-        <w:tc>
-          <w:tcPr>
-            <w:tcW w:type="dxa" w:w="1987"/>
-          </w:tcPr>
-          <w:p>
-            <w:r>
-              <w:rPr>
-                <w:sz w:val="19"/>
-              </w:rPr>
-            </w:r>
-          </w:p>
-        </w:tc>
-      </w:tr>
-      <w:tr>
-        <w:tc>
-          <w:tcPr>
-            <w:tcW w:type="dxa" w:w="1987"/>
-          </w:tcPr>
-          <w:p>
-            <w:r>
-              <w:rPr>
-                <w:sz w:val="19"/>
-              </w:rPr>
-            </w:r>
-            <w:r>
-              <w:rPr>
-                <w:sz w:val="19"/>
-              </w:rPr>
-              <w:t>Warn — limitations + where the sources disagree</w:t>
-            </w:r>
-          </w:p>
-        </w:tc>
-        <w:tc>
-          <w:tcPr>
-            <w:tcW w:type="dxa" w:w="1987"/>
-          </w:tcPr>
-          <w:p>
-            <w:r>
-              <w:rPr>
-                <w:sz w:val="19"/>
-              </w:rPr>
-            </w:r>
-            <w:r>
-              <w:rPr>
-                <w:sz w:val="19"/>
-              </w:rPr>
-              <w:t>~2:30 (3:00–5:30)</w:t>
-            </w:r>
-          </w:p>
-        </w:tc>
-        <w:tc>
-          <w:tcPr>
-            <w:tcW w:type="dxa" w:w="1987"/>
-          </w:tcPr>
-          <w:p>
-            <w:r>
-              <w:rPr>
-                <w:sz w:val="19"/>
-              </w:rPr>
-            </w:r>
-          </w:p>
-        </w:tc>
-        <w:tc>
-          <w:tcPr>
-            <w:tcW w:type="dxa" w:w="1987"/>
-          </w:tcPr>
-          <w:p>
-            <w:r>
-              <w:rPr>
-                <w:sz w:val="19"/>
-              </w:rPr>
-            </w:r>
-          </w:p>
-        </w:tc>
-        <w:tc>
-          <w:tcPr>
-            <w:tcW w:type="dxa" w:w="1987"/>
-          </w:tcPr>
-          <w:p>
-            <w:r>
-              <w:rPr>
-                <w:sz w:val="19"/>
-              </w:rPr>
-            </w:r>
-          </w:p>
-        </w:tc>
-      </w:tr>
-      <w:tr>
-        <w:tc>
-          <w:tcPr>
-            <w:tcW w:type="dxa" w:w="1987"/>
-          </w:tcPr>
-          <w:p>
-            <w:r>
-              <w:rPr>
-                <w:sz w:val="19"/>
-              </w:rPr>
-            </w:r>
-            <w:r>
-              <w:rPr>
-                <w:sz w:val="19"/>
-              </w:rPr>
-              <w:t>Show — the 2–3 findings that drive the decision</w:t>
-            </w:r>
-          </w:p>
-        </w:tc>
-        <w:tc>
-          <w:tcPr>
-            <w:tcW w:type="dxa" w:w="1987"/>
-          </w:tcPr>
-          <w:p>
-            <w:r>
-              <w:rPr>
-                <w:sz w:val="19"/>
-              </w:rPr>
-            </w:r>
-            <w:r>
-              <w:rPr>
-                <w:sz w:val="19"/>
-              </w:rPr>
-              <w:t>~4:00 (5:30–9:30)</w:t>
-            </w:r>
-          </w:p>
-        </w:tc>
-        <w:tc>
-          <w:tcPr>
-            <w:tcW w:type="dxa" w:w="1987"/>
-          </w:tcPr>
-          <w:p>
-            <w:r>
-              <w:rPr>
-                <w:sz w:val="19"/>
-              </w:rPr>
-            </w:r>
-          </w:p>
-        </w:tc>
-        <w:tc>
-          <w:tcPr>
-            <w:tcW w:type="dxa" w:w="1987"/>
-          </w:tcPr>
-          <w:p>
-            <w:r>
-              <w:rPr>
-                <w:sz w:val="19"/>
-              </w:rPr>
-            </w:r>
-          </w:p>
-        </w:tc>
-        <w:tc>
-          <w:tcPr>
-            <w:tcW w:type="dxa" w:w="1987"/>
-          </w:tcPr>
-          <w:p>
-            <w:r>
-              <w:rPr>
-                <w:sz w:val="19"/>
-              </w:rPr>
-            </w:r>
-          </w:p>
-        </w:tc>
-      </w:tr>
-      <w:tr>
-        <w:tc>
-          <w:tcPr>
-            <w:tcW w:type="dxa" w:w="1987"/>
-          </w:tcPr>
-          <w:p>
-            <w:r>
-              <w:rPr>
-                <w:sz w:val="19"/>
-              </w:rPr>
-            </w:r>
-            <w:r>
-              <w:rPr>
-                <w:sz w:val="19"/>
-              </w:rPr>
-              <w:t>Advise — recommendations traced to shown numbers</w:t>
-            </w:r>
-          </w:p>
-        </w:tc>
-        <w:tc>
-          <w:tcPr>
-            <w:tcW w:type="dxa" w:w="1987"/>
-          </w:tcPr>
-          <w:p>
-            <w:r>
-              <w:rPr>
-                <w:sz w:val="19"/>
-              </w:rPr>
-            </w:r>
-            <w:r>
-              <w:rPr>
-                <w:sz w:val="19"/>
-              </w:rPr>
-              <w:t>~1:30 (9:30–11:00)</w:t>
-            </w:r>
-          </w:p>
-        </w:tc>
-        <w:tc>
-          <w:tcPr>
-            <w:tcW w:type="dxa" w:w="1987"/>
-          </w:tcPr>
-          <w:p>
-            <w:r>
-              <w:rPr>
-                <w:sz w:val="19"/>
-              </w:rPr>
-            </w:r>
-          </w:p>
-        </w:tc>
-        <w:tc>
-          <w:tcPr>
-            <w:tcW w:type="dxa" w:w="1987"/>
-          </w:tcPr>
-          <w:p>
-            <w:r>
-              <w:rPr>
-                <w:sz w:val="19"/>
-              </w:rPr>
-            </w:r>
-          </w:p>
-        </w:tc>
-        <w:tc>
-          <w:tcPr>
-            <w:tcW w:type="dxa" w:w="1987"/>
-          </w:tcPr>
-          <w:p>
-            <w:r>
-              <w:rPr>
-                <w:sz w:val="19"/>
-              </w:rPr>
-            </w:r>
-          </w:p>
-        </w:tc>
-      </w:tr>
-      <w:tr>
-        <w:tc>
-          <w:tcPr>
-            <w:tcW w:type="dxa" w:w="1987"/>
-          </w:tcPr>
-          <w:p>
-            <w:r>
-              <w:rPr>
-                <w:sz w:val="19"/>
-              </w:rPr>
-            </w:r>
-            <w:r>
-              <w:rPr>
-                <w:sz w:val="19"/>
-              </w:rPr>
-              <w:t>Extension — synthetic map vs. your real findings</w:t>
-            </w:r>
-          </w:p>
-        </w:tc>
-        <w:tc>
-          <w:tcPr>
-            <w:tcW w:type="dxa" w:w="1987"/>
-          </w:tcPr>
-          <w:p>
-            <w:r>
-              <w:rPr>
-                <w:sz w:val="19"/>
-              </w:rPr>
-            </w:r>
-            <w:r>
-              <w:rPr>
-                <w:sz w:val="19"/>
-              </w:rPr>
-              <w:t>~4:00 (11:00–15:00)</w:t>
-            </w:r>
-          </w:p>
-        </w:tc>
-        <w:tc>
-          <w:tcPr>
-            <w:tcW w:type="dxa" w:w="1987"/>
-          </w:tcPr>
-          <w:p>
-            <w:r>
-              <w:rPr>
-                <w:sz w:val="19"/>
-              </w:rPr>
-            </w:r>
-          </w:p>
-        </w:tc>
-        <w:tc>
-          <w:tcPr>
-            <w:tcW w:type="dxa" w:w="1987"/>
-          </w:tcPr>
-          <w:p>
-            <w:r>
-              <w:rPr>
-                <w:sz w:val="19"/>
-              </w:rPr>
-            </w:r>
-          </w:p>
-        </w:tc>
-        <w:tc>
-          <w:tcPr>
-            <w:tcW w:type="dxa" w:w="1987"/>
-          </w:tcPr>
-          <w:p>
-            <w:r>
-              <w:rPr>
-                <w:sz w:val="19"/>
-              </w:rPr>
-            </w:r>
-          </w:p>
-        </w:tc>
-      </w:tr>
-      <w:tr>
-        <w:tc>
-          <w:tcPr>
-            <w:tcW w:type="dxa" w:w="1987"/>
-          </w:tcPr>
-          <w:p>
-            <w:r>
-              <w:rPr>
-                <w:sz w:val="19"/>
-              </w:rPr>
-            </w:r>
-            <w:r>
-              <w:rPr>
-                <w:sz w:val="19"/>
-              </w:rPr>
-              <w:t>Improve the simulation — evidence-based recommendations</w:t>
-            </w:r>
-          </w:p>
-        </w:tc>
-        <w:tc>
-          <w:tcPr>
-            <w:tcW w:type="dxa" w:w="1987"/>
-          </w:tcPr>
-          <w:p>
-            <w:r>
-              <w:rPr>
-                <w:sz w:val="19"/>
-              </w:rPr>
-            </w:r>
-            <w:r>
-              <w:rPr>
-                <w:sz w:val="19"/>
-              </w:rPr>
-              <w:t>~3:00 (15:00–18:00)</w:t>
-            </w:r>
-          </w:p>
-        </w:tc>
-        <w:tc>
-          <w:tcPr>
-            <w:tcW w:type="dxa" w:w="1987"/>
-          </w:tcPr>
-          <w:p>
-            <w:r>
-              <w:rPr>
-                <w:sz w:val="19"/>
-              </w:rPr>
-            </w:r>
-          </w:p>
-        </w:tc>
-        <w:tc>
-          <w:tcPr>
-            <w:tcW w:type="dxa" w:w="1987"/>
-          </w:tcPr>
-          <w:p>
-            <w:r>
-              <w:rPr>
-                <w:sz w:val="19"/>
-              </w:rPr>
-            </w:r>
-          </w:p>
-        </w:tc>
-        <w:tc>
-          <w:tcPr>
-            <w:tcW w:type="dxa" w:w="1987"/>
-          </w:tcPr>
-          <w:p>
-            <w:r>
-              <w:rPr>
-                <w:sz w:val="19"/>
-              </w:rPr>
-            </w:r>
-          </w:p>
-        </w:tc>
-      </w:tr>
-    </w:tbl>
-    <w:p/>
     <w:sectPr>
       <w:pgSz w:w="12240" w:h="15840"/>
       <w:pgMar w:top="1008" w:right="1152" w:bottom="1008" w:left="1152" w:header="720" w:footer="720" w:gutter="0"/>
